--- a/docs/factsheets/f-fdist.docx
+++ b/docs/factsheets/f-fdist.docx
@@ -65,18 +65,18 @@
           <wp:inline>
             <wp:extent cx="4754880" cy="5485650"/>
             <wp:effectExtent b="0" l="0" r="0" t="0"/>
-            <wp:docPr descr="An example of the F-distribution with d_1 = 10 and d_2 = 20." title="" id="21" name="Picture"/>
+            <wp:docPr descr="An example of the F-distribution with d_1 = 10 and d_2 = 20." title="" id="10" name="Picture"/>
             <a:graphic>
               <a:graphicData uri="http://schemas.openxmlformats.org/drawingml/2006/picture">
                 <pic:pic>
                   <pic:nvPicPr>
-                    <pic:cNvPr descr="./FiguresPNG/f-fdist.png" id="22" name="Picture"/>
+                    <pic:cNvPr descr="./FiguresPNG/f-fdist.png" id="11" name="Picture"/>
                     <pic:cNvPicPr>
                       <a:picLocks noChangeArrowheads="1" noChangeAspect="1"/>
                     </pic:cNvPicPr>
                   </pic:nvPicPr>
                   <pic:blipFill>
-                    <a:blip r:embed="rId20"/>
+                    <a:blip r:embed="rId9"/>
                     <a:stretch>
                       <a:fillRect/>
                     </a:stretch>
@@ -215,74 +215,78 @@
         <w:t xml:space="preserve"> </w:t>
       </w:r>
       <m:oMath>
-        <m:d>
-          <m:dPr>
-            <m:begChr m:val="("/>
-            <m:sepChr m:val=""/>
-            <m:endChr m:val=")"/>
-            <m:grow/>
-          </m:dPr>
-          <m:e>
-            <m:r>
-              <m:t>X</m:t>
-            </m:r>
-            <m:r>
-              <m:rPr>
-                <m:sty m:val="p"/>
-              </m:rPr>
-              <m:t>/</m:t>
-            </m:r>
-            <m:sSub>
-              <m:e>
-                <m:r>
-                  <m:t>d</m:t>
-                </m:r>
-              </m:e>
-              <m:sub>
-                <m:r>
-                  <m:t>1</m:t>
-                </m:r>
-              </m:sub>
-            </m:sSub>
-          </m:e>
-        </m:d>
+        <m:r>
+          <m:rPr>
+            <m:sty m:val="p"/>
+          </m:rPr>
+          <m:t>(</m:t>
+        </m:r>
+        <m:r>
+          <m:t>X</m:t>
+        </m:r>
         <m:r>
           <m:rPr>
             <m:sty m:val="p"/>
           </m:rPr>
           <m:t>/</m:t>
         </m:r>
-        <m:d>
-          <m:dPr>
-            <m:begChr m:val="("/>
-            <m:sepChr m:val=""/>
-            <m:endChr m:val=")"/>
-            <m:grow/>
-          </m:dPr>
+        <m:sSub>
           <m:e>
             <m:r>
-              <m:t>Y</m:t>
+              <m:t>d</m:t>
             </m:r>
+          </m:e>
+          <m:sub>
             <m:r>
-              <m:rPr>
-                <m:sty m:val="p"/>
-              </m:rPr>
-              <m:t>/</m:t>
+              <m:t>1</m:t>
             </m:r>
-            <m:sSub>
-              <m:e>
-                <m:r>
-                  <m:t>d</m:t>
-                </m:r>
-              </m:e>
-              <m:sub>
-                <m:r>
-                  <m:t>2</m:t>
-                </m:r>
-              </m:sub>
-            </m:sSub>
+          </m:sub>
+        </m:sSub>
+        <m:r>
+          <m:rPr>
+            <m:sty m:val="p"/>
+          </m:rPr>
+          <m:t>)</m:t>
+        </m:r>
+        <m:r>
+          <m:rPr>
+            <m:sty m:val="p"/>
+          </m:rPr>
+          <m:t>/</m:t>
+        </m:r>
+        <m:r>
+          <m:rPr>
+            <m:sty m:val="p"/>
+          </m:rPr>
+          <m:t>(</m:t>
+        </m:r>
+        <m:r>
+          <m:t>Y</m:t>
+        </m:r>
+        <m:r>
+          <m:rPr>
+            <m:sty m:val="p"/>
+          </m:rPr>
+          <m:t>/</m:t>
+        </m:r>
+        <m:sSub>
+          <m:e>
+            <m:r>
+              <m:t>d</m:t>
+            </m:r>
           </m:e>
-        </m:d>
+          <m:sub>
+            <m:r>
+              <m:t>2</m:t>
+            </m:r>
+          </m:sub>
+        </m:sSub>
+        <m:r>
+          <m:rPr>
+            <m:sty m:val="p"/>
+          </m:rPr>
+          <m:t>)</m:t>
+        </m:r>
       </m:oMath>
       <w:r>
         <w:t xml:space="preserve"> </w:t>
@@ -338,28 +342,30 @@
             </m:r>
           </m:sup>
         </m:sSup>
-        <m:d>
-          <m:dPr>
-            <m:begChr m:val="("/>
-            <m:sepChr m:val=""/>
-            <m:endChr m:val=")"/>
-            <m:grow/>
-          </m:dPr>
+        <m:r>
+          <m:rPr>
+            <m:sty m:val="p"/>
+          </m:rPr>
+          <m:t>(</m:t>
+        </m:r>
+        <m:sSub>
           <m:e>
-            <m:sSub>
-              <m:e>
-                <m:r>
-                  <m:t>d</m:t>
-                </m:r>
-              </m:e>
-              <m:sub>
-                <m:r>
-                  <m:t>1</m:t>
-                </m:r>
-              </m:sub>
-            </m:sSub>
+            <m:r>
+              <m:t>d</m:t>
+            </m:r>
           </m:e>
-        </m:d>
+          <m:sub>
+            <m:r>
+              <m:t>1</m:t>
+            </m:r>
+          </m:sub>
+        </m:sSub>
+        <m:r>
+          <m:rPr>
+            <m:sty m:val="p"/>
+          </m:rPr>
+          <m:t>)</m:t>
+        </m:r>
       </m:oMath>
       <w:r>
         <w:t xml:space="preserve"> </w:t>
@@ -392,28 +398,30 @@
             </m:r>
           </m:sup>
         </m:sSup>
-        <m:d>
-          <m:dPr>
-            <m:begChr m:val="("/>
-            <m:sepChr m:val=""/>
-            <m:endChr m:val=")"/>
-            <m:grow/>
-          </m:dPr>
+        <m:r>
+          <m:rPr>
+            <m:sty m:val="p"/>
+          </m:rPr>
+          <m:t>(</m:t>
+        </m:r>
+        <m:sSub>
           <m:e>
-            <m:sSub>
-              <m:e>
-                <m:r>
-                  <m:t>d</m:t>
-                </m:r>
-              </m:e>
-              <m:sub>
-                <m:r>
-                  <m:t>2</m:t>
-                </m:r>
-              </m:sub>
-            </m:sSub>
+            <m:r>
+              <m:t>d</m:t>
+            </m:r>
           </m:e>
-        </m:d>
+          <m:sub>
+            <m:r>
+              <m:t>2</m:t>
+            </m:r>
+          </m:sub>
+        </m:sSub>
+        <m:r>
+          <m:rPr>
+            <m:sty m:val="p"/>
+          </m:rPr>
+          <m:t>)</m:t>
+        </m:r>
       </m:oMath>
       <w:r>
         <w:t xml:space="preserve">. It is commonly used as a reference distribution in hypothesis testing to compare two variances or more than two means, such as Analysis of Variance (ANOVA) tests.</w:t>
@@ -446,46 +454,48 @@
         <m:r>
           <m:t>F</m:t>
         </m:r>
-        <m:d>
-          <m:dPr>
-            <m:begChr m:val="("/>
-            <m:sepChr m:val=""/>
-            <m:endChr m:val=")"/>
-            <m:grow/>
-          </m:dPr>
+        <m:r>
+          <m:rPr>
+            <m:sty m:val="p"/>
+          </m:rPr>
+          <m:t>(</m:t>
+        </m:r>
+        <m:sSub>
           <m:e>
-            <m:sSub>
-              <m:e>
-                <m:r>
-                  <m:t>d</m:t>
-                </m:r>
-              </m:e>
-              <m:sub>
-                <m:r>
-                  <m:t>1</m:t>
-                </m:r>
-              </m:sub>
-            </m:sSub>
             <m:r>
-              <m:rPr>
-                <m:sty m:val="p"/>
-              </m:rPr>
-              <m:t>,</m:t>
+              <m:t>d</m:t>
             </m:r>
-            <m:sSub>
-              <m:e>
-                <m:r>
-                  <m:t>d</m:t>
-                </m:r>
-              </m:e>
-              <m:sub>
-                <m:r>
-                  <m:t>2</m:t>
-                </m:r>
-              </m:sub>
-            </m:sSub>
           </m:e>
-        </m:d>
+          <m:sub>
+            <m:r>
+              <m:t>1</m:t>
+            </m:r>
+          </m:sub>
+        </m:sSub>
+        <m:r>
+          <m:rPr>
+            <m:sty m:val="p"/>
+          </m:rPr>
+          <m:t>,</m:t>
+        </m:r>
+        <m:sSub>
+          <m:e>
+            <m:r>
+              <m:t>d</m:t>
+            </m:r>
+          </m:e>
+          <m:sub>
+            <m:r>
+              <m:t>2</m:t>
+            </m:r>
+          </m:sub>
+        </m:sSub>
+        <m:r>
+          <m:rPr>
+            <m:sty m:val="p"/>
+          </m:rPr>
+          <m:t>)</m:t>
+        </m:r>
       </m:oMath>
     </w:p>
     <w:p>
@@ -596,28 +606,30 @@
             </m:r>
           </m:sup>
         </m:sSup>
-        <m:d>
-          <m:dPr>
-            <m:begChr m:val="("/>
-            <m:sepChr m:val=""/>
-            <m:endChr m:val=")"/>
-            <m:grow/>
-          </m:dPr>
+        <m:r>
+          <m:rPr>
+            <m:sty m:val="p"/>
+          </m:rPr>
+          <m:t>(</m:t>
+        </m:r>
+        <m:sSub>
           <m:e>
-            <m:sSub>
-              <m:e>
-                <m:r>
-                  <m:t>d</m:t>
-                </m:r>
-              </m:e>
-              <m:sub>
-                <m:r>
-                  <m:t>1</m:t>
-                </m:r>
-              </m:sub>
-            </m:sSub>
+            <m:r>
+              <m:t>d</m:t>
+            </m:r>
           </m:e>
-        </m:d>
+          <m:sub>
+            <m:r>
+              <m:t>1</m:t>
+            </m:r>
+          </m:sub>
+        </m:sSub>
+        <m:r>
+          <m:rPr>
+            <m:sty m:val="p"/>
+          </m:rPr>
+          <m:t>)</m:t>
+        </m:r>
       </m:oMath>
       <w:r>
         <w:t xml:space="preserve">. -</w:t>
@@ -670,28 +682,30 @@
             </m:r>
           </m:sup>
         </m:sSup>
-        <m:d>
-          <m:dPr>
-            <m:begChr m:val="("/>
-            <m:sepChr m:val=""/>
-            <m:endChr m:val=")"/>
-            <m:grow/>
-          </m:dPr>
+        <m:r>
+          <m:rPr>
+            <m:sty m:val="p"/>
+          </m:rPr>
+          <m:t>(</m:t>
+        </m:r>
+        <m:sSub>
           <m:e>
-            <m:sSub>
-              <m:e>
-                <m:r>
-                  <m:t>d</m:t>
-                </m:r>
-              </m:e>
-              <m:sub>
-                <m:r>
-                  <m:t>2</m:t>
-                </m:r>
-              </m:sub>
-            </m:sSub>
+            <m:r>
+              <m:t>d</m:t>
+            </m:r>
           </m:e>
-        </m:d>
+          <m:sub>
+            <m:r>
+              <m:t>2</m:t>
+            </m:r>
+          </m:sub>
+        </m:sSub>
+        <m:r>
+          <m:rPr>
+            <m:sty m:val="p"/>
+          </m:rPr>
+          <m:t>)</m:t>
+        </m:r>
       </m:oMath>
       <w:r>
         <w:t xml:space="preserve">.</w:t>
@@ -777,24 +791,26 @@
             <m:oMath>
               <m:r>
                 <m:rPr>
+                  <m:scr m:val="double-struck"/>
                   <m:sty m:val="p"/>
-                  <m:scr m:val="double-struck"/>
                 </m:rPr>
                 <m:t>E</m:t>
               </m:r>
-              <m:d>
-                <m:dPr>
-                  <m:begChr m:val="("/>
-                  <m:sepChr m:val=""/>
-                  <m:endChr m:val=")"/>
-                  <m:grow/>
-                </m:dPr>
-                <m:e>
-                  <m:r>
-                    <m:t>X</m:t>
-                  </m:r>
-                </m:e>
-              </m:d>
+              <m:r>
+                <m:rPr>
+                  <m:sty m:val="p"/>
+                </m:rPr>
+                <m:t>(</m:t>
+              </m:r>
+              <m:r>
+                <m:t>X</m:t>
+              </m:r>
+              <m:r>
+                <m:rPr>
+                  <m:sty m:val="p"/>
+                </m:rPr>
+                <m:t>)</m:t>
+              </m:r>
               <m:r>
                 <m:rPr>
                   <m:sty m:val="p"/>
@@ -906,24 +922,26 @@
             <m:oMath>
               <m:r>
                 <m:rPr>
+                  <m:scr m:val="double-struck"/>
                   <m:sty m:val="p"/>
-                  <m:scr m:val="double-struck"/>
                 </m:rPr>
                 <m:t>V</m:t>
               </m:r>
-              <m:d>
-                <m:dPr>
-                  <m:begChr m:val="("/>
-                  <m:sepChr m:val=""/>
-                  <m:endChr m:val=")"/>
-                  <m:grow/>
-                </m:dPr>
-                <m:e>
-                  <m:r>
-                    <m:t>X</m:t>
-                  </m:r>
-                </m:e>
-              </m:d>
+              <m:r>
+                <m:rPr>
+                  <m:sty m:val="p"/>
+                </m:rPr>
+                <m:t>(</m:t>
+              </m:r>
+              <m:r>
+                <m:t>X</m:t>
+              </m:r>
+              <m:r>
+                <m:rPr>
+                  <m:sty m:val="p"/>
+                </m:rPr>
+                <m:t>)</m:t>
+              </m:r>
               <m:r>
                 <m:rPr>
                   <m:sty m:val="p"/>
@@ -950,55 +968,57 @@
                       </m:r>
                     </m:sub>
                   </m:sSub>
-                  <m:d>
-                    <m:dPr>
-                      <m:begChr m:val="("/>
-                      <m:sepChr m:val=""/>
-                      <m:endChr m:val=")"/>
-                      <m:grow/>
-                    </m:dPr>
+                  <m:r>
+                    <m:rPr>
+                      <m:sty m:val="p"/>
+                    </m:rPr>
+                    <m:t>(</m:t>
+                  </m:r>
+                  <m:sSub>
                     <m:e>
-                      <m:sSub>
-                        <m:e>
-                          <m:r>
-                            <m:t>d</m:t>
-                          </m:r>
-                        </m:e>
-                        <m:sub>
-                          <m:r>
-                            <m:t>1</m:t>
-                          </m:r>
-                        </m:sub>
-                      </m:sSub>
                       <m:r>
-                        <m:rPr>
-                          <m:sty m:val="p"/>
-                        </m:rPr>
-                        <m:t>+</m:t>
+                        <m:t>d</m:t>
                       </m:r>
-                      <m:sSub>
-                        <m:e>
-                          <m:r>
-                            <m:t>d</m:t>
-                          </m:r>
-                        </m:e>
-                        <m:sub>
-                          <m:r>
-                            <m:t>2</m:t>
-                          </m:r>
-                        </m:sub>
-                      </m:sSub>
+                    </m:e>
+                    <m:sub>
                       <m:r>
-                        <m:rPr>
-                          <m:sty m:val="p"/>
-                        </m:rPr>
-                        <m:t>−</m:t>
+                        <m:t>1</m:t>
                       </m:r>
+                    </m:sub>
+                  </m:sSub>
+                  <m:r>
+                    <m:rPr>
+                      <m:sty m:val="p"/>
+                    </m:rPr>
+                    <m:t>+</m:t>
+                  </m:r>
+                  <m:sSub>
+                    <m:e>
+                      <m:r>
+                        <m:t>d</m:t>
+                      </m:r>
+                    </m:e>
+                    <m:sub>
                       <m:r>
                         <m:t>2</m:t>
                       </m:r>
-                    </m:e>
-                  </m:d>
+                    </m:sub>
+                  </m:sSub>
+                  <m:r>
+                    <m:rPr>
+                      <m:sty m:val="p"/>
+                    </m:rPr>
+                    <m:t>−</m:t>
+                  </m:r>
+                  <m:r>
+                    <m:t>2</m:t>
+                  </m:r>
+                  <m:r>
+                    <m:rPr>
+                      <m:sty m:val="p"/>
+                    </m:rPr>
+                    <m:t>)</m:t>
+                  </m:r>
                 </m:num>
                 <m:den>
                   <m:sSub>
@@ -1013,39 +1033,41 @@
                       </m:r>
                     </m:sub>
                   </m:sSub>
+                  <m:r>
+                    <m:rPr>
+                      <m:sty m:val="p"/>
+                    </m:rPr>
+                    <m:t>(</m:t>
+                  </m:r>
+                  <m:sSub>
+                    <m:e>
+                      <m:r>
+                        <m:t>d</m:t>
+                      </m:r>
+                    </m:e>
+                    <m:sub>
+                      <m:r>
+                        <m:t>2</m:t>
+                      </m:r>
+                    </m:sub>
+                  </m:sSub>
+                  <m:r>
+                    <m:rPr>
+                      <m:sty m:val="p"/>
+                    </m:rPr>
+                    <m:t>−</m:t>
+                  </m:r>
+                  <m:r>
+                    <m:t>2</m:t>
+                  </m:r>
                   <m:sSup>
                     <m:e>
-                      <m:d>
-                        <m:dPr>
-                          <m:begChr m:val="("/>
-                          <m:sepChr m:val=""/>
-                          <m:endChr m:val=")"/>
-                          <m:grow/>
-                        </m:dPr>
-                        <m:e>
-                          <m:sSub>
-                            <m:e>
-                              <m:r>
-                                <m:t>d</m:t>
-                              </m:r>
-                            </m:e>
-                            <m:sub>
-                              <m:r>
-                                <m:t>2</m:t>
-                              </m:r>
-                            </m:sub>
-                          </m:sSub>
-                          <m:r>
-                            <m:rPr>
-                              <m:sty m:val="p"/>
-                            </m:rPr>
-                            <m:t>−</m:t>
-                          </m:r>
-                          <m:r>
-                            <m:t>2</m:t>
-                          </m:r>
-                        </m:e>
-                      </m:d>
+                      <m:r>
+                        <m:rPr>
+                          <m:sty m:val="p"/>
+                        </m:rPr>
+                        <m:t>)</m:t>
+                      </m:r>
                     </m:e>
                     <m:sup>
                       <m:r>
@@ -1053,37 +1075,39 @@
                       </m:r>
                     </m:sup>
                   </m:sSup>
-                  <m:d>
-                    <m:dPr>
-                      <m:begChr m:val="("/>
-                      <m:sepChr m:val=""/>
-                      <m:endChr m:val=")"/>
-                      <m:grow/>
-                    </m:dPr>
+                  <m:r>
+                    <m:rPr>
+                      <m:sty m:val="p"/>
+                    </m:rPr>
+                    <m:t>(</m:t>
+                  </m:r>
+                  <m:sSub>
                     <m:e>
-                      <m:sSub>
-                        <m:e>
-                          <m:r>
-                            <m:t>d</m:t>
-                          </m:r>
-                        </m:e>
-                        <m:sub>
-                          <m:r>
-                            <m:t>2</m:t>
-                          </m:r>
-                        </m:sub>
-                      </m:sSub>
                       <m:r>
-                        <m:rPr>
-                          <m:sty m:val="p"/>
-                        </m:rPr>
-                        <m:t>−</m:t>
-                      </m:r>
-                      <m:r>
-                        <m:t>4</m:t>
+                        <m:t>d</m:t>
                       </m:r>
                     </m:e>
-                  </m:d>
+                    <m:sub>
+                      <m:r>
+                        <m:t>2</m:t>
+                      </m:r>
+                    </m:sub>
+                  </m:sSub>
+                  <m:r>
+                    <m:rPr>
+                      <m:sty m:val="p"/>
+                    </m:rPr>
+                    <m:t>−</m:t>
+                  </m:r>
+                  <m:r>
+                    <m:t>4</m:t>
+                  </m:r>
+                  <m:r>
+                    <m:rPr>
+                      <m:sty m:val="p"/>
+                    </m:rPr>
+                    <m:t>)</m:t>
+                  </m:r>
                 </m:den>
               </m:f>
             </m:oMath>
@@ -1125,33 +1149,35 @@
             <m:oMath>
               <m:r>
                 <m:rPr>
+                  <m:scr m:val="double-struck"/>
                   <m:sty m:val="p"/>
-                  <m:scr m:val="double-struck"/>
                 </m:rPr>
                 <m:t>P</m:t>
               </m:r>
-              <m:d>
-                <m:dPr>
-                  <m:begChr m:val="("/>
-                  <m:sepChr m:val=""/>
-                  <m:endChr m:val=")"/>
-                  <m:grow/>
-                </m:dPr>
-                <m:e>
-                  <m:r>
-                    <m:t>X</m:t>
-                  </m:r>
-                  <m:r>
-                    <m:rPr>
-                      <m:sty m:val="p"/>
-                    </m:rPr>
-                    <m:t>=</m:t>
-                  </m:r>
-                  <m:r>
-                    <m:t>x</m:t>
-                  </m:r>
-                </m:e>
-              </m:d>
+              <m:r>
+                <m:rPr>
+                  <m:sty m:val="p"/>
+                </m:rPr>
+                <m:t>(</m:t>
+              </m:r>
+              <m:r>
+                <m:t>X</m:t>
+              </m:r>
+              <m:r>
+                <m:rPr>
+                  <m:sty m:val="p"/>
+                </m:rPr>
+                <m:t>=</m:t>
+              </m:r>
+              <m:r>
+                <m:t>x</m:t>
+              </m:r>
+              <m:r>
+                <m:rPr>
+                  <m:sty m:val="p"/>
+                </m:rPr>
+                <m:t>)</m:t>
+              </m:r>
               <m:r>
                 <m:rPr>
                   <m:sty m:val="p"/>
@@ -1174,33 +1200,35 @@
                           <m:type m:val="bar"/>
                         </m:fPr>
                         <m:num>
+                          <m:r>
+                            <m:rPr>
+                              <m:sty m:val="p"/>
+                            </m:rPr>
+                            <m:t>(</m:t>
+                          </m:r>
+                          <m:sSub>
+                            <m:e>
+                              <m:r>
+                                <m:t>d</m:t>
+                              </m:r>
+                            </m:e>
+                            <m:sub>
+                              <m:r>
+                                <m:t>1</m:t>
+                              </m:r>
+                            </m:sub>
+                          </m:sSub>
+                          <m:r>
+                            <m:t>x</m:t>
+                          </m:r>
                           <m:sSup>
                             <m:e>
-                              <m:d>
-                                <m:dPr>
-                                  <m:begChr m:val="("/>
-                                  <m:sepChr m:val=""/>
-                                  <m:endChr m:val=")"/>
-                                  <m:grow/>
-                                </m:dPr>
-                                <m:e>
-                                  <m:sSub>
-                                    <m:e>
-                                      <m:r>
-                                        <m:t>d</m:t>
-                                      </m:r>
-                                    </m:e>
-                                    <m:sub>
-                                      <m:r>
-                                        <m:t>1</m:t>
-                                      </m:r>
-                                    </m:sub>
-                                  </m:sSub>
-                                  <m:r>
-                                    <m:t>x</m:t>
-                                  </m:r>
-                                </m:e>
-                              </m:d>
+                              <m:r>
+                                <m:rPr>
+                                  <m:sty m:val="p"/>
+                                </m:rPr>
+                                <m:t>)</m:t>
+                              </m:r>
                             </m:e>
                             <m:sup>
                               <m:sSub>
@@ -1245,51 +1273,53 @@
                           </m:sSubSup>
                         </m:num>
                         <m:den>
+                          <m:r>
+                            <m:rPr>
+                              <m:sty m:val="p"/>
+                            </m:rPr>
+                            <m:t>(</m:t>
+                          </m:r>
+                          <m:sSub>
+                            <m:e>
+                              <m:r>
+                                <m:t>d</m:t>
+                              </m:r>
+                            </m:e>
+                            <m:sub>
+                              <m:r>
+                                <m:t>1</m:t>
+                              </m:r>
+                            </m:sub>
+                          </m:sSub>
+                          <m:r>
+                            <m:t>x</m:t>
+                          </m:r>
+                          <m:r>
+                            <m:rPr>
+                              <m:sty m:val="p"/>
+                            </m:rPr>
+                            <m:t>+</m:t>
+                          </m:r>
+                          <m:sSub>
+                            <m:e>
+                              <m:r>
+                                <m:t>d</m:t>
+                              </m:r>
+                            </m:e>
+                            <m:sub>
+                              <m:r>
+                                <m:t>2</m:t>
+                              </m:r>
+                            </m:sub>
+                          </m:sSub>
                           <m:sSup>
                             <m:e>
-                              <m:d>
-                                <m:dPr>
-                                  <m:begChr m:val="("/>
-                                  <m:sepChr m:val=""/>
-                                  <m:endChr m:val=")"/>
-                                  <m:grow/>
-                                </m:dPr>
-                                <m:e>
-                                  <m:sSub>
-                                    <m:e>
-                                      <m:r>
-                                        <m:t>d</m:t>
-                                      </m:r>
-                                    </m:e>
-                                    <m:sub>
-                                      <m:r>
-                                        <m:t>1</m:t>
-                                      </m:r>
-                                    </m:sub>
-                                  </m:sSub>
-                                  <m:r>
-                                    <m:t>x</m:t>
-                                  </m:r>
-                                  <m:r>
-                                    <m:rPr>
-                                      <m:sty m:val="p"/>
-                                    </m:rPr>
-                                    <m:t>+</m:t>
-                                  </m:r>
-                                  <m:sSub>
-                                    <m:e>
-                                      <m:r>
-                                        <m:t>d</m:t>
-                                      </m:r>
-                                    </m:e>
-                                    <m:sub>
-                                      <m:r>
-                                        <m:t>2</m:t>
-                                      </m:r>
-                                    </m:sub>
-                                  </m:sSub>
-                                </m:e>
-                              </m:d>
+                              <m:r>
+                                <m:rPr>
+                                  <m:sty m:val="p"/>
+                                </m:rPr>
+                                <m:t>)</m:t>
+                              </m:r>
                             </m:e>
                             <m:sup>
                               <m:sSub>
@@ -1424,28 +1454,30 @@
                 </m:rPr>
                 <m:t>B</m:t>
               </m:r>
-              <m:d>
-                <m:dPr>
-                  <m:begChr m:val="("/>
-                  <m:sepChr m:val=""/>
-                  <m:endChr m:val=")"/>
-                  <m:grow/>
-                </m:dPr>
-                <m:e>
-                  <m:r>
-                    <m:t>x</m:t>
-                  </m:r>
-                  <m:r>
-                    <m:rPr>
-                      <m:sty m:val="p"/>
-                    </m:rPr>
-                    <m:t>,</m:t>
-                  </m:r>
-                  <m:r>
-                    <m:t>y</m:t>
-                  </m:r>
-                </m:e>
-              </m:d>
+              <m:r>
+                <m:rPr>
+                  <m:sty m:val="p"/>
+                </m:rPr>
+                <m:t>(</m:t>
+              </m:r>
+              <m:r>
+                <m:t>x</m:t>
+              </m:r>
+              <m:r>
+                <m:rPr>
+                  <m:sty m:val="p"/>
+                </m:rPr>
+                <m:t>,</m:t>
+              </m:r>
+              <m:r>
+                <m:t>y</m:t>
+              </m:r>
+              <m:r>
+                <m:rPr>
+                  <m:sty m:val="p"/>
+                </m:rPr>
+                <m:t>)</m:t>
+              </m:r>
             </m:oMath>
             <w:r>
               <w:t xml:space="preserve"> </w:t>
@@ -1483,33 +1515,35 @@
             <m:oMath>
               <m:r>
                 <m:rPr>
+                  <m:scr m:val="double-struck"/>
                   <m:sty m:val="p"/>
-                  <m:scr m:val="double-struck"/>
                 </m:rPr>
                 <m:t>P</m:t>
               </m:r>
-              <m:d>
-                <m:dPr>
-                  <m:begChr m:val="("/>
-                  <m:sepChr m:val=""/>
-                  <m:endChr m:val=")"/>
-                  <m:grow/>
-                </m:dPr>
-                <m:e>
-                  <m:r>
-                    <m:t>X</m:t>
-                  </m:r>
-                  <m:r>
-                    <m:rPr>
-                      <m:sty m:val="p"/>
-                    </m:rPr>
-                    <m:t>≤</m:t>
-                  </m:r>
-                  <m:r>
-                    <m:t>x</m:t>
-                  </m:r>
-                </m:e>
-              </m:d>
+              <m:r>
+                <m:rPr>
+                  <m:sty m:val="p"/>
+                </m:rPr>
+                <m:t>(</m:t>
+              </m:r>
+              <m:r>
+                <m:t>X</m:t>
+              </m:r>
+              <m:r>
+                <m:rPr>
+                  <m:sty m:val="p"/>
+                </m:rPr>
+                <m:t>≤</m:t>
+              </m:r>
+              <m:r>
+                <m:t>x</m:t>
+              </m:r>
+              <m:r>
+                <m:rPr>
+                  <m:sty m:val="p"/>
+                </m:rPr>
+                <m:t>)</m:t>
+              </m:r>
               <m:r>
                 <m:rPr>
                   <m:sty m:val="p"/>
@@ -1582,70 +1616,72 @@
                   </m:f>
                 </m:sub>
               </m:sSub>
-              <m:d>
-                <m:dPr>
-                  <m:begChr m:val="("/>
-                  <m:sepChr m:val=""/>
-                  <m:endChr m:val=")"/>
-                  <m:grow/>
-                </m:dPr>
-                <m:e>
-                  <m:f>
-                    <m:fPr>
-                      <m:type m:val="bar"/>
-                    </m:fPr>
-                    <m:num>
-                      <m:sSub>
-                        <m:e>
-                          <m:r>
-                            <m:t>d</m:t>
-                          </m:r>
-                        </m:e>
-                        <m:sub>
-                          <m:r>
-                            <m:t>1</m:t>
-                          </m:r>
-                        </m:sub>
-                      </m:sSub>
-                    </m:num>
-                    <m:den>
+              <m:r>
+                <m:rPr>
+                  <m:sty m:val="p"/>
+                </m:rPr>
+                <m:t>(</m:t>
+              </m:r>
+              <m:f>
+                <m:fPr>
+                  <m:type m:val="bar"/>
+                </m:fPr>
+                <m:num>
+                  <m:sSub>
+                    <m:e>
+                      <m:r>
+                        <m:t>d</m:t>
+                      </m:r>
+                    </m:e>
+                    <m:sub>
+                      <m:r>
+                        <m:t>1</m:t>
+                      </m:r>
+                    </m:sub>
+                  </m:sSub>
+                </m:num>
+                <m:den>
+                  <m:r>
+                    <m:t>2</m:t>
+                  </m:r>
+                </m:den>
+              </m:f>
+              <m:r>
+                <m:rPr>
+                  <m:sty m:val="p"/>
+                </m:rPr>
+                <m:t>,</m:t>
+              </m:r>
+              <m:f>
+                <m:fPr>
+                  <m:type m:val="bar"/>
+                </m:fPr>
+                <m:num>
+                  <m:sSub>
+                    <m:e>
+                      <m:r>
+                        <m:t>d</m:t>
+                      </m:r>
+                    </m:e>
+                    <m:sub>
                       <m:r>
                         <m:t>2</m:t>
                       </m:r>
-                    </m:den>
-                  </m:f>
+                    </m:sub>
+                  </m:sSub>
+                </m:num>
+                <m:den>
                   <m:r>
-                    <m:rPr>
-                      <m:sty m:val="p"/>
-                    </m:rPr>
-                    <m:t>,</m:t>
+                    <m:t>2</m:t>
                   </m:r>
-                  <m:f>
-                    <m:fPr>
-                      <m:type m:val="bar"/>
-                    </m:fPr>
-                    <m:num>
-                      <m:sSub>
-                        <m:e>
-                          <m:r>
-                            <m:t>d</m:t>
-                          </m:r>
-                        </m:e>
-                        <m:sub>
-                          <m:r>
-                            <m:t>2</m:t>
-                          </m:r>
-                        </m:sub>
-                      </m:sSub>
-                    </m:num>
-                    <m:den>
-                      <m:r>
-                        <m:t>2</m:t>
-                      </m:r>
-                    </m:den>
-                  </m:f>
-                </m:e>
-              </m:d>
+                </m:den>
+              </m:f>
+              <m:r>
+                <m:rPr>
+                  <m:sty m:val="p"/>
+                </m:rPr>
+                <m:t>)</m:t>
+              </m:r>
             </m:oMath>
           </w:p>
         </w:tc>
@@ -1669,28 +1705,30 @@
                   </m:r>
                 </m:sub>
               </m:sSub>
-              <m:d>
-                <m:dPr>
-                  <m:begChr m:val="("/>
-                  <m:sepChr m:val=""/>
-                  <m:endChr m:val=")"/>
-                  <m:grow/>
-                </m:dPr>
-                <m:e>
-                  <m:r>
-                    <m:t>a</m:t>
-                  </m:r>
-                  <m:r>
-                    <m:rPr>
-                      <m:sty m:val="p"/>
-                    </m:rPr>
-                    <m:t>,</m:t>
-                  </m:r>
-                  <m:r>
-                    <m:t>b</m:t>
-                  </m:r>
-                </m:e>
-              </m:d>
+              <m:r>
+                <m:rPr>
+                  <m:sty m:val="p"/>
+                </m:rPr>
+                <m:t>(</m:t>
+              </m:r>
+              <m:r>
+                <m:t>a</m:t>
+              </m:r>
+              <m:r>
+                <m:rPr>
+                  <m:sty m:val="p"/>
+                </m:rPr>
+                <m:t>,</m:t>
+              </m:r>
+              <m:r>
+                <m:t>b</m:t>
+              </m:r>
+              <m:r>
+                <m:rPr>
+                  <m:sty m:val="p"/>
+                </m:rPr>
+                <m:t>)</m:t>
+              </m:r>
             </m:oMath>
             <w:r>
               <w:t xml:space="preserve"> </w:t>
@@ -1731,8 +1769,8 @@
         <m:r>
           <m:rPr>
             <m:nor/>
+            <m:scr m:val="sans-serif"/>
             <m:sty m:val="p"/>
-            <m:scr m:val="sans-serif"/>
           </m:rPr>
           <m:t>numerator degrees of freedom = number of groups</m:t>
         </m:r>
@@ -1785,8 +1823,8 @@
         <m:r>
           <m:rPr>
             <m:nor/>
+            <m:scr m:val="sans-serif"/>
             <m:sty m:val="p"/>
-            <m:scr m:val="sans-serif"/>
           </m:rPr>
           <m:t>denominator degrees of freedom = sample size - number of groups</m:t>
         </m:r>
@@ -1856,28 +1894,30 @@
         <m:r>
           <m:t>F</m:t>
         </m:r>
-        <m:d>
-          <m:dPr>
-            <m:begChr m:val="("/>
-            <m:sepChr m:val=""/>
-            <m:endChr m:val=")"/>
-            <m:grow/>
-          </m:dPr>
-          <m:e>
-            <m:r>
-              <m:t>2</m:t>
-            </m:r>
-            <m:r>
-              <m:rPr>
-                <m:sty m:val="p"/>
-              </m:rPr>
-              <m:t>,</m:t>
-            </m:r>
-            <m:r>
-              <m:t>87</m:t>
-            </m:r>
-          </m:e>
-        </m:d>
+        <m:r>
+          <m:rPr>
+            <m:sty m:val="p"/>
+          </m:rPr>
+          <m:t>(</m:t>
+        </m:r>
+        <m:r>
+          <m:t>2</m:t>
+        </m:r>
+        <m:r>
+          <m:rPr>
+            <m:sty m:val="p"/>
+          </m:rPr>
+          <m:t>,</m:t>
+        </m:r>
+        <m:r>
+          <m:t>87</m:t>
+        </m:r>
+        <m:r>
+          <m:rPr>
+            <m:sty m:val="p"/>
+          </m:rPr>
+          <m:t>)</m:t>
+        </m:r>
       </m:oMath>
       <w:r>
         <w:t xml:space="preserve">, meaning the numerator degrees of freedom is</w:t>
@@ -1908,7 +1948,7 @@
         <w:t xml:space="preserve">.</w:t>
       </w:r>
     </w:p>
-    <w:bookmarkStart w:id="26" w:name="further-reading"/>
+    <w:bookmarkStart w:id="15" w:name="further-reading"/>
     <w:p>
       <w:pPr>
         <w:pStyle w:val="Heading1"/>
@@ -1921,7 +1961,7 @@
       <w:pPr>
         <w:pStyle w:val="FirstParagraph"/>
       </w:pPr>
-      <w:hyperlink r:id="rId23">
+      <w:hyperlink r:id="rId12">
         <w:r>
           <w:rPr>
             <w:rStyle w:val="Hyperlink"/>
@@ -1930,7 +1970,7 @@
         </w:r>
       </w:hyperlink>
     </w:p>
-    <w:bookmarkStart w:id="25" w:name="version-history"/>
+    <w:bookmarkStart w:id="14" w:name="version-history"/>
     <w:p>
       <w:pPr>
         <w:pStyle w:val="Heading2"/>
@@ -1961,7 +2001,7 @@
       <w:r>
         <w:t xml:space="preserve"> </w:t>
       </w:r>
-      <w:hyperlink r:id="rId23">
+      <w:hyperlink r:id="rId12">
         <w:r>
           <w:rPr>
             <w:rStyle w:val="Hyperlink"/>
@@ -1980,7 +2020,7 @@
       <w:pPr>
         <w:pStyle w:val="FirstParagraph"/>
       </w:pPr>
-      <w:hyperlink r:id="rId24">
+      <w:hyperlink r:id="rId13">
         <w:r>
           <w:rPr>
             <w:rStyle w:val="Hyperlink"/>
@@ -1989,8 +2029,8 @@
         </w:r>
       </w:hyperlink>
     </w:p>
-    <w:bookmarkEnd w:id="25"/>
-    <w:bookmarkEnd w:id="26"/>
+    <w:bookmarkEnd w:id="14"/>
+    <w:bookmarkEnd w:id="15"/>
     <w:sectPr>
       <w:pgSz w:h="15840" w:w="12240"/>
       <w:pgMar w:bottom="1440" w:footer="720" w:gutter="0" w:header="720" w:left="1440" w:right="1440" w:top="1440"/>
